--- a/オフィス移転_EARTH昭和町ビル/output/03_退去精算書兼チェックリスト_壮大.docx
+++ b/オフィス移転_EARTH昭和町ビル/output/03_退去精算書兼チェックリスト_壮大.docx
@@ -5639,7 +5639,7 @@
           <w:sz w:val="21"/>
           <w:szCs w:val="21"/>
         </w:rPr>
-        <w:t xml:space="preserve">当事者　株式会社壮大　　代表取締役 山根 【　　　】　　　印</w:t>
+        <w:t xml:space="preserve">当事者　株式会社壮大　　代表取締役 山根 壮大　　　印</w:t>
       </w:r>
     </w:p>
     <w:sectPr>
